--- a/src/main/resources/wordTemplates/DocRequestForDelivery.docx
+++ b/src/main/resources/wordTemplates/DocRequestForDelivery.docx
@@ -29,6 +29,21 @@
           <w:sz w:val="26"/>
         </w:rPr>
         <w:t xml:space="preserve"> </w:t>
+      </w:r>
+      <w:r>
+        <w:rPr>
+          <w:b/>
+          <w:sz w:val="26"/>
+          <w:lang w:val="ru-RU"/>
+        </w:rPr>
+        <w:t>№</w:t>
+      </w:r>
+      <w:r>
+        <w:rPr>
+          <w:b/>
+          <w:sz w:val="26"/>
+        </w:rPr>
+        <w:t xml:space="preserve"> id</w:t>
       </w:r>
     </w:p>
     <w:tbl>
@@ -1779,8 +1794,6 @@
         </w:rPr>
         <w:t>Поставляемый товар имеет соответствующие сертификаты соответствия, декларации соответствия и другие документы, предусмотренные законодательством Российской Федерации</w:t>
       </w:r>
-      <w:bookmarkStart w:id="0" w:name="_GoBack"/>
-      <w:bookmarkEnd w:id="0"/>
     </w:p>
     <w:p>
       <w:pPr>
